--- a/docs/PRD.docx
+++ b/docs/PRD.docx
@@ -7157,6 +7157,69 @@
         <w:t>校验触发点：① 每阶段生成后（限权 Agent 产出即校验，不达标打回）；② 设计期预览/试玩后（Game Tester + AI 分析）；③ 导出离线包前（VR-OFF* 全过方可导出）。规则引用的扩展节点子 Schema 见 PRD 第 5 节注释与 `validation_rules.json`。</w:t>
       </w:r>
     </w:p>
+    <w:p>
+      <w:pPr>
+        <w:pStyle w:val="Heading1"/>
+      </w:pPr>
+      <w:r>
+        <w:rPr>
+          <w:rFonts w:ascii="Microsoft YaHei" w:hAnsi="Microsoft YaHei" w:eastAsia="Microsoft YaHei"/>
+        </w:rPr>
+        <w:t>核心设计假设（锁定 · 不可动摇）</w:t>
+      </w:r>
+    </w:p>
+    <w:p>
+      <w:r>
+        <w:rPr>
+          <w:rFonts w:ascii="Microsoft YaHei" w:hAnsi="Microsoft YaHei" w:eastAsia="Microsoft YaHei"/>
+        </w:rPr>
+        <w:t>AVG 的探索世界默认采用「远」（虚构类比）情景，作为心理安全的练习场；学员在虚构中体验/试错、沉淀方法论与工具，复盘后必须强制「应用迁移桥」——把所学迁移到学员自身真实工作场景。无论近/远，没有这条，学习与产品不成立。</w:t>
+      </w:r>
+    </w:p>
+    <w:p>
+      <w:pPr>
+        <w:pStyle w:val="ListBullet"/>
+      </w:pPr>
+      <w:r>
+        <w:rPr>
+          <w:rFonts w:ascii="Microsoft YaHei" w:hAnsi="Microsoft YaHei" w:eastAsia="Microsoft YaHei"/>
+        </w:rPr>
+        <w:t>远（默认）：星际探索/古堡谜案等类比世界，用距离降低 ego 威胁、提升试错与抽象能力。</w:t>
+      </w:r>
+    </w:p>
+    <w:p>
+      <w:pPr>
+        <w:pStyle w:val="ListBullet"/>
+      </w:pPr>
+      <w:r>
+        <w:rPr>
+          <w:rFonts w:ascii="Microsoft YaHei" w:hAnsi="Microsoft YaHei" w:eastAsia="Microsoft YaHei"/>
+        </w:rPr>
+        <w:t>近（可选）：仿真真实工作现场；仅在客户强合规/强真实诉求时选用，但应用迁移桥不可省。</w:t>
+      </w:r>
+    </w:p>
+    <w:p>
+      <w:pPr>
+        <w:pStyle w:val="ListBullet"/>
+      </w:pPr>
+      <w:r>
+        <w:rPr>
+          <w:rFonts w:ascii="Microsoft YaHei" w:hAnsi="Microsoft YaHei" w:eastAsia="Microsoft YaHei"/>
+        </w:rPr>
+        <w:t>应用迁移桥（强制）：真实挑战 + 选用方法 + 有时限第一步 → 离线包内嵌「真实场景应用卡」。</w:t>
+      </w:r>
+    </w:p>
+    <w:p>
+      <w:pPr>
+        <w:pStyle w:val="ListBullet"/>
+      </w:pPr>
+      <w:r>
+        <w:rPr>
+          <w:rFonts w:ascii="Microsoft YaHei" w:hAnsi="Microsoft YaHei" w:eastAsia="Microsoft YaHei"/>
+        </w:rPr>
+        <w:t>校验：新增 VR-RE05（BLOCKER），缺桥不得发布。详见 Core_Design_Assumption.docx。</w:t>
+      </w:r>
+    </w:p>
     <w:sectPr>
       <w:pgSz w:w="12240" w:h="15840"/>
       <w:pgMar w:top="1440" w:right="1800" w:bottom="1440" w:left="1800" w:header="720" w:footer="720" w:gutter="0"/>

--- a/docs/PRD.docx
+++ b/docs/PRD.docx
@@ -7220,6 +7220,80 @@
         <w:t>校验：新增 VR-RE05（BLOCKER），缺桥不得发布。详见 Core_Design_Assumption.docx。</w:t>
       </w:r>
     </w:p>
+    <w:p>
+      <w:pPr>
+        <w:pStyle w:val="Heading1"/>
+      </w:pPr>
+      <w:r>
+        <w:rPr>
+          <w:rFonts w:ascii="Microsoft YaHei" w:hAnsi="Microsoft YaHei" w:eastAsia="Microsoft YaHei"/>
+        </w:rPr>
+        <w:t>课程分层 3×2 矩阵（设计要求 · 设计前前置判定）</w:t>
+      </w:r>
+    </w:p>
+    <w:p>
+      <w:r>
+        <w:rPr>
+          <w:rFonts w:ascii="Microsoft YaHei" w:hAnsi="Microsoft YaHei" w:eastAsia="Microsoft YaHei"/>
+        </w:rPr>
+        <w:t>设计要求：任何课程进入平台，必须先完成【课程准入与分层判定】（Course Intake &amp; Tiering），输出 tier/track 判定后，主流程（Pipeline）才启动。该判定是 Pipeline 的第 0 阶段前置输入，不是可选步骤。完整矩阵与盲区见 Course_Tiered_Matrix.docx。</w:t>
+      </w:r>
+    </w:p>
+    <w:p>
+      <w:pPr>
+        <w:pStyle w:val="ListBullet"/>
+      </w:pPr>
+      <w:r>
+        <w:rPr>
+          <w:rFonts w:ascii="Microsoft YaHei" w:hAnsi="Microsoft YaHei" w:eastAsia="Microsoft YaHei"/>
+        </w:rPr>
+        <w:t>Tier（3 层）：L1 轻量切片 3h / L2 标准单元 7h / L3 深度系列 14h；AVG 探索体验严格占总时长 50%（VR-TIER01 BLOCKER）。</w:t>
+      </w:r>
+    </w:p>
+    <w:p>
+      <w:pPr>
+        <w:pStyle w:val="ListBullet"/>
+      </w:pPr>
+      <w:r>
+        <w:rPr>
+          <w:rFonts w:ascii="Microsoft YaHei" w:hAnsi="Microsoft YaHei" w:eastAsia="Microsoft YaHei"/>
+        </w:rPr>
+        <w:t>Track（2 类）：C1 通用改编（已有课程转译）/ C2 定制业务赋能（先萃取再构建，必含能力模型与水平；VR-TIER03）。</w:t>
+      </w:r>
+    </w:p>
+    <w:p>
+      <w:pPr>
+        <w:pStyle w:val="ListBullet"/>
+      </w:pPr>
+      <w:r>
+        <w:rPr>
+          <w:rFonts w:ascii="Microsoft YaHei" w:hAnsi="Microsoft YaHei" w:eastAsia="Microsoft YaHei"/>
+        </w:rPr>
+        <w:t>非 AVG 50%：导入 + 复盘结构化产出 + 工作场景应用 + 个人行为改变计划（IDP）四活动齐全（VR-TIER02 BLOCKER）；应用与 IDP 模板独立、均指向真实场景。</w:t>
+      </w:r>
+    </w:p>
+    <w:p>
+      <w:pPr>
+        <w:pStyle w:val="ListBullet"/>
+      </w:pPr>
+      <w:r>
+        <w:rPr>
+          <w:rFonts w:ascii="Microsoft YaHei" w:hAnsi="Microsoft YaHei" w:eastAsia="Microsoft YaHei"/>
+        </w:rPr>
+        <w:t>Pipeline 第 0 阶段（Intake &amp; Tiering）：输入检查（完整/脱敏/版权）→ 分层判定（tier/track + 50/50 时间预算 + 定价/工时锚）→ 产出 Intake 卡片 → 才进入 Course → Capability → …（VR-INTAKE01 BLOCKER：无判定不得进入 Pipeline）。</w:t>
+      </w:r>
+    </w:p>
+    <w:p>
+      <w:pPr>
+        <w:pStyle w:val="ListBullet"/>
+      </w:pPr>
+      <w:r>
+        <w:rPr>
+          <w:rFonts w:ascii="Microsoft YaHei" w:hAnsi="Microsoft YaHei" w:eastAsia="Microsoft YaHei"/>
+        </w:rPr>
+        <w:t>清单嵌入：Sample_Input_Checklist 第 11 项「分层与前置判定」由课程主人预先自评，Intake Agent 复核后写入 AVG Project JSON 的 kit.intake。</w:t>
+      </w:r>
+    </w:p>
     <w:sectPr>
       <w:pgSz w:w="12240" w:h="15840"/>
       <w:pgMar w:top="1440" w:right="1800" w:bottom="1440" w:left="1800" w:header="720" w:footer="720" w:gutter="0"/>
